--- a/WeeklyReport/WeeklyProjectLog-11-02-25.docx
+++ b/WeeklyReport/WeeklyProjectLog-11-02-25.docx
@@ -213,7 +213,7 @@
                 <w:sz w:val="24"/>
                 <w:szCs w:val="24"/>
               </w:rPr>
-              <w:t>04</w:t>
+              <w:t>11</w:t>
             </w:r>
             <w:r>
               <w:rPr>
@@ -388,7 +388,7 @@
                 <w:sz w:val="24"/>
                 <w:szCs w:val="24"/>
               </w:rPr>
-              <w:t>Registration Working</w:t>
+              <w:t xml:space="preserve">Camera connected to backend and using detection model </w:t>
             </w:r>
           </w:p>
         </w:tc>
@@ -437,7 +437,7 @@
                 <w:sz w:val="24"/>
                 <w:szCs w:val="24"/>
               </w:rPr>
-              <w:t>Settings singleton getting created when creating a new company</w:t>
+              <w:t>On/Off button working</w:t>
             </w:r>
           </w:p>
         </w:tc>
@@ -486,7 +486,7 @@
                 <w:sz w:val="24"/>
                 <w:szCs w:val="24"/>
               </w:rPr>
-              <w:t>Connecting camera to react frontend</w:t>
+              <w:t>Progress on design doc</w:t>
             </w:r>
           </w:p>
         </w:tc>
@@ -535,164 +535,7 @@
                 <w:sz w:val="24"/>
                 <w:szCs w:val="24"/>
               </w:rPr>
-              <w:t>Send images to backend, Process and display back on the frontend</w:t>
-            </w:r>
-          </w:p>
-        </w:tc>
-      </w:tr>
-      <w:tr>
-        <w:tc>
-          <w:tcPr>
-            <w:tcW w:w="9029" w:type="dxa"/>
-            <w:tcBorders>
-              <w:left w:val="single" w:sz="8" w:space="0" w:color="FFFFFF"/>
-              <w:right w:val="single" w:sz="8" w:space="0" w:color="FFFFFF"/>
-            </w:tcBorders>
-            <w:shd w:val="clear" w:color="auto" w:fill="auto"/>
-            <w:tcMar>
-              <w:top w:w="100" w:type="dxa"/>
-              <w:left w:w="100" w:type="dxa"/>
-              <w:bottom w:w="100" w:type="dxa"/>
-              <w:right w:w="100" w:type="dxa"/>
-            </w:tcMar>
-          </w:tcPr>
-          <w:p>
-            <w:pPr>
-              <w:pStyle w:val="ListParagraph"/>
-              <w:widowControl w:val="0"/>
-              <w:pBdr>
-                <w:top w:val="nil"/>
-                <w:left w:val="nil"/>
-                <w:bottom w:val="nil"/>
-                <w:right w:val="nil"/>
-                <w:between w:val="nil"/>
-              </w:pBdr>
-              <w:spacing w:after="0" w:line="240" w:lineRule="auto"/>
-              <w:rPr>
-                <w:rFonts w:asciiTheme="majorHAnsi" w:eastAsia="Times New Roman" w:hAnsiTheme="majorHAnsi" w:cstheme="majorHAnsi"/>
-                <w:b/>
-                <w:sz w:val="24"/>
-                <w:szCs w:val="24"/>
-              </w:rPr>
-            </w:pPr>
-          </w:p>
-        </w:tc>
-      </w:tr>
-      <w:tr>
-        <w:tc>
-          <w:tcPr>
-            <w:tcW w:w="9029" w:type="dxa"/>
-            <w:tcBorders>
-              <w:left w:val="single" w:sz="8" w:space="0" w:color="FFFFFF"/>
-              <w:right w:val="single" w:sz="8" w:space="0" w:color="FFFFFF"/>
-            </w:tcBorders>
-            <w:shd w:val="clear" w:color="auto" w:fill="auto"/>
-            <w:tcMar>
-              <w:top w:w="100" w:type="dxa"/>
-              <w:left w:w="100" w:type="dxa"/>
-              <w:bottom w:w="100" w:type="dxa"/>
-              <w:right w:w="100" w:type="dxa"/>
-            </w:tcMar>
-          </w:tcPr>
-          <w:p>
-            <w:pPr>
-              <w:pStyle w:val="ListParagraph"/>
-              <w:widowControl w:val="0"/>
-              <w:pBdr>
-                <w:top w:val="nil"/>
-                <w:left w:val="nil"/>
-                <w:bottom w:val="nil"/>
-                <w:right w:val="nil"/>
-                <w:between w:val="nil"/>
-              </w:pBdr>
-              <w:spacing w:after="0" w:line="240" w:lineRule="auto"/>
-              <w:rPr>
-                <w:rFonts w:asciiTheme="majorHAnsi" w:eastAsia="Times New Roman" w:hAnsiTheme="majorHAnsi" w:cstheme="majorHAnsi"/>
-                <w:sz w:val="24"/>
-                <w:szCs w:val="24"/>
-              </w:rPr>
-            </w:pPr>
-          </w:p>
-        </w:tc>
-      </w:tr>
-      <w:tr>
-        <w:tc>
-          <w:tcPr>
-            <w:tcW w:w="9029" w:type="dxa"/>
-            <w:tcBorders>
-              <w:left w:val="single" w:sz="8" w:space="0" w:color="FFFFFF"/>
-              <w:right w:val="single" w:sz="8" w:space="0" w:color="FFFFFF"/>
-            </w:tcBorders>
-            <w:shd w:val="clear" w:color="auto" w:fill="auto"/>
-            <w:tcMar>
-              <w:top w:w="100" w:type="dxa"/>
-              <w:left w:w="100" w:type="dxa"/>
-              <w:bottom w:w="100" w:type="dxa"/>
-              <w:right w:w="100" w:type="dxa"/>
-            </w:tcMar>
-          </w:tcPr>
-          <w:p>
-            <w:pPr>
-              <w:pStyle w:val="ListParagraph"/>
-              <w:widowControl w:val="0"/>
-              <w:pBdr>
-                <w:top w:val="nil"/>
-                <w:left w:val="nil"/>
-                <w:bottom w:val="nil"/>
-                <w:right w:val="nil"/>
-                <w:between w:val="nil"/>
-              </w:pBdr>
-              <w:spacing w:after="0" w:line="240" w:lineRule="auto"/>
-              <w:rPr>
-                <w:rFonts w:asciiTheme="majorHAnsi" w:eastAsia="Times New Roman" w:hAnsiTheme="majorHAnsi" w:cstheme="majorHAnsi"/>
-                <w:sz w:val="24"/>
-                <w:szCs w:val="24"/>
-              </w:rPr>
-            </w:pPr>
-          </w:p>
-        </w:tc>
-      </w:tr>
-      <w:tr>
-        <w:tc>
-          <w:tcPr>
-            <w:tcW w:w="9029" w:type="dxa"/>
-            <w:tcBorders>
-              <w:left w:val="single" w:sz="8" w:space="0" w:color="FFFFFF"/>
-              <w:right w:val="single" w:sz="8" w:space="0" w:color="FFFFFF"/>
-            </w:tcBorders>
-            <w:shd w:val="clear" w:color="auto" w:fill="auto"/>
-            <w:tcMar>
-              <w:top w:w="100" w:type="dxa"/>
-              <w:left w:w="100" w:type="dxa"/>
-              <w:bottom w:w="100" w:type="dxa"/>
-              <w:right w:w="100" w:type="dxa"/>
-            </w:tcMar>
-          </w:tcPr>
-          <w:p>
-            <w:pPr>
-              <w:widowControl w:val="0"/>
-              <w:pBdr>
-                <w:top w:val="nil"/>
-                <w:left w:val="nil"/>
-                <w:bottom w:val="nil"/>
-                <w:right w:val="nil"/>
-                <w:between w:val="nil"/>
-              </w:pBdr>
-              <w:spacing w:after="0" w:line="240" w:lineRule="auto"/>
-              <w:rPr>
-                <w:rFonts w:asciiTheme="majorHAnsi" w:eastAsia="Times New Roman" w:hAnsiTheme="majorHAnsi" w:cstheme="majorHAnsi"/>
-                <w:sz w:val="24"/>
-                <w:szCs w:val="24"/>
-              </w:rPr>
-            </w:pPr>
-            <w:r>
-              <w:rPr>
-                <w:rFonts w:asciiTheme="majorHAnsi" w:eastAsia="Times New Roman" w:hAnsiTheme="majorHAnsi" w:cstheme="majorHAnsi"/>
-                <w:b/>
-                <w:sz w:val="24"/>
-                <w:szCs w:val="24"/>
-              </w:rPr>
-              <w:t>What issues exist?</w:t>
+              <w:t>Table for settings created, loading in data from database</w:t>
             </w:r>
           </w:p>
         </w:tc>
@@ -731,6 +574,7 @@
               <w:spacing w:after="0" w:line="240" w:lineRule="auto"/>
               <w:rPr>
                 <w:rFonts w:asciiTheme="majorHAnsi" w:eastAsia="Times New Roman" w:hAnsiTheme="majorHAnsi" w:cstheme="majorHAnsi"/>
+                <w:b/>
                 <w:sz w:val="24"/>
                 <w:szCs w:val="24"/>
               </w:rPr>
@@ -738,18 +582,11 @@
             <w:r>
               <w:rPr>
                 <w:rFonts w:asciiTheme="majorHAnsi" w:eastAsia="Times New Roman" w:hAnsiTheme="majorHAnsi" w:cstheme="majorHAnsi"/>
-                <w:sz w:val="24"/>
-                <w:szCs w:val="24"/>
-              </w:rPr>
-              <w:t>Model inaccurate at close range</w:t>
-            </w:r>
-            <w:r>
-              <w:rPr>
-                <w:rFonts w:asciiTheme="majorHAnsi" w:eastAsia="Times New Roman" w:hAnsiTheme="majorHAnsi" w:cstheme="majorHAnsi"/>
-                <w:sz w:val="24"/>
-                <w:szCs w:val="24"/>
-              </w:rPr>
-              <w:t xml:space="preserve"> for no helmet</w:t>
+                <w:bCs/>
+                <w:sz w:val="24"/>
+                <w:szCs w:val="24"/>
+              </w:rPr>
+              <w:t>Table for detection created, loading example data</w:t>
             </w:r>
           </w:p>
         </w:tc>
@@ -772,6 +609,7 @@
           </w:tcPr>
           <w:p>
             <w:pPr>
+              <w:pStyle w:val="ListParagraph"/>
               <w:widowControl w:val="0"/>
               <w:pBdr>
                 <w:top w:val="nil"/>
@@ -783,7 +621,43 @@
               <w:spacing w:after="0" w:line="240" w:lineRule="auto"/>
               <w:rPr>
                 <w:rFonts w:asciiTheme="majorHAnsi" w:eastAsia="Times New Roman" w:hAnsiTheme="majorHAnsi" w:cstheme="majorHAnsi"/>
-                <w:b/>
+                <w:sz w:val="24"/>
+                <w:szCs w:val="24"/>
+              </w:rPr>
+            </w:pPr>
+          </w:p>
+        </w:tc>
+      </w:tr>
+      <w:tr>
+        <w:tc>
+          <w:tcPr>
+            <w:tcW w:w="9029" w:type="dxa"/>
+            <w:tcBorders>
+              <w:left w:val="single" w:sz="8" w:space="0" w:color="FFFFFF"/>
+              <w:right w:val="single" w:sz="8" w:space="0" w:color="FFFFFF"/>
+            </w:tcBorders>
+            <w:shd w:val="clear" w:color="auto" w:fill="auto"/>
+            <w:tcMar>
+              <w:top w:w="100" w:type="dxa"/>
+              <w:left w:w="100" w:type="dxa"/>
+              <w:bottom w:w="100" w:type="dxa"/>
+              <w:right w:w="100" w:type="dxa"/>
+            </w:tcMar>
+          </w:tcPr>
+          <w:p>
+            <w:pPr>
+              <w:pStyle w:val="ListParagraph"/>
+              <w:widowControl w:val="0"/>
+              <w:pBdr>
+                <w:top w:val="nil"/>
+                <w:left w:val="nil"/>
+                <w:bottom w:val="nil"/>
+                <w:right w:val="nil"/>
+                <w:between w:val="nil"/>
+              </w:pBdr>
+              <w:spacing w:after="0" w:line="240" w:lineRule="auto"/>
+              <w:rPr>
+                <w:rFonts w:asciiTheme="majorHAnsi" w:eastAsia="Times New Roman" w:hAnsiTheme="majorHAnsi" w:cstheme="majorHAnsi"/>
                 <w:sz w:val="24"/>
                 <w:szCs w:val="24"/>
               </w:rPr>
@@ -820,55 +694,18 @@
               <w:spacing w:after="0" w:line="240" w:lineRule="auto"/>
               <w:rPr>
                 <w:rFonts w:asciiTheme="majorHAnsi" w:eastAsia="Times New Roman" w:hAnsiTheme="majorHAnsi" w:cstheme="majorHAnsi"/>
+                <w:sz w:val="24"/>
+                <w:szCs w:val="24"/>
+              </w:rPr>
+            </w:pPr>
+            <w:r>
+              <w:rPr>
+                <w:rFonts w:asciiTheme="majorHAnsi" w:eastAsia="Times New Roman" w:hAnsiTheme="majorHAnsi" w:cstheme="majorHAnsi"/>
                 <w:b/>
                 <w:sz w:val="24"/>
                 <w:szCs w:val="24"/>
               </w:rPr>
-            </w:pPr>
-          </w:p>
-        </w:tc>
-      </w:tr>
-      <w:tr>
-        <w:tc>
-          <w:tcPr>
-            <w:tcW w:w="9029" w:type="dxa"/>
-            <w:tcBorders>
-              <w:left w:val="single" w:sz="8" w:space="0" w:color="FFFFFF"/>
-              <w:right w:val="single" w:sz="8" w:space="0" w:color="FFFFFF"/>
-            </w:tcBorders>
-            <w:shd w:val="clear" w:color="auto" w:fill="auto"/>
-            <w:tcMar>
-              <w:top w:w="100" w:type="dxa"/>
-              <w:left w:w="100" w:type="dxa"/>
-              <w:bottom w:w="100" w:type="dxa"/>
-              <w:right w:w="100" w:type="dxa"/>
-            </w:tcMar>
-          </w:tcPr>
-          <w:p>
-            <w:pPr>
-              <w:widowControl w:val="0"/>
-              <w:pBdr>
-                <w:top w:val="nil"/>
-                <w:left w:val="nil"/>
-                <w:bottom w:val="nil"/>
-                <w:right w:val="nil"/>
-                <w:between w:val="nil"/>
-              </w:pBdr>
-              <w:spacing w:after="0" w:line="240" w:lineRule="auto"/>
-              <w:rPr>
-                <w:rFonts w:asciiTheme="majorHAnsi" w:eastAsia="Times New Roman" w:hAnsiTheme="majorHAnsi" w:cstheme="majorHAnsi"/>
-                <w:sz w:val="24"/>
-                <w:szCs w:val="24"/>
-              </w:rPr>
-            </w:pPr>
-            <w:r>
-              <w:rPr>
-                <w:rFonts w:asciiTheme="majorHAnsi" w:eastAsia="Times New Roman" w:hAnsiTheme="majorHAnsi" w:cstheme="majorHAnsi"/>
-                <w:b/>
-                <w:sz w:val="24"/>
-                <w:szCs w:val="24"/>
-              </w:rPr>
-              <w:t>What will be done next week?</w:t>
+              <w:t>What issues exist?</w:t>
             </w:r>
           </w:p>
         </w:tc>
@@ -917,25 +754,15 @@
                 <w:sz w:val="24"/>
                 <w:szCs w:val="24"/>
               </w:rPr>
-              <w:t xml:space="preserve">Alter video processing in the backend to use the </w:t>
-            </w:r>
-            <w:proofErr w:type="spellStart"/>
-            <w:r>
-              <w:rPr>
-                <w:rFonts w:asciiTheme="majorHAnsi" w:eastAsia="Times New Roman" w:hAnsiTheme="majorHAnsi" w:cstheme="majorHAnsi"/>
-                <w:sz w:val="24"/>
-                <w:szCs w:val="24"/>
-              </w:rPr>
-              <w:t>ultralytics</w:t>
-            </w:r>
-            <w:proofErr w:type="spellEnd"/>
-            <w:r>
-              <w:rPr>
-                <w:rFonts w:asciiTheme="majorHAnsi" w:eastAsia="Times New Roman" w:hAnsiTheme="majorHAnsi" w:cstheme="majorHAnsi"/>
-                <w:sz w:val="24"/>
-                <w:szCs w:val="24"/>
-              </w:rPr>
-              <w:t xml:space="preserve"> detection model</w:t>
+              <w:t>Model inaccurate at close range</w:t>
+            </w:r>
+            <w:r>
+              <w:rPr>
+                <w:rFonts w:asciiTheme="majorHAnsi" w:eastAsia="Times New Roman" w:hAnsiTheme="majorHAnsi" w:cstheme="majorHAnsi"/>
+                <w:sz w:val="24"/>
+                <w:szCs w:val="24"/>
+              </w:rPr>
+              <w:t xml:space="preserve"> for no helmet</w:t>
             </w:r>
           </w:p>
         </w:tc>
@@ -958,26 +785,103 @@
           </w:tcPr>
           <w:p>
             <w:pPr>
-              <w:pStyle w:val="ListParagraph"/>
               <w:widowControl w:val="0"/>
-              <w:numPr>
-                <w:ilvl w:val="0"/>
-                <w:numId w:val="1"/>
-              </w:numPr>
+              <w:pBdr>
+                <w:top w:val="nil"/>
+                <w:left w:val="nil"/>
+                <w:bottom w:val="nil"/>
+                <w:right w:val="nil"/>
+                <w:between w:val="nil"/>
+              </w:pBdr>
               <w:spacing w:after="0" w:line="240" w:lineRule="auto"/>
               <w:rPr>
                 <w:rFonts w:asciiTheme="majorHAnsi" w:eastAsia="Times New Roman" w:hAnsiTheme="majorHAnsi" w:cstheme="majorHAnsi"/>
+                <w:b/>
                 <w:sz w:val="24"/>
                 <w:szCs w:val="24"/>
               </w:rPr>
             </w:pPr>
-            <w:r>
-              <w:rPr>
-                <w:rFonts w:asciiTheme="majorHAnsi" w:eastAsia="Times New Roman" w:hAnsiTheme="majorHAnsi" w:cstheme="majorHAnsi"/>
-                <w:sz w:val="24"/>
-                <w:szCs w:val="24"/>
-              </w:rPr>
-              <w:t>Get camera centred well and size correctly</w:t>
+          </w:p>
+        </w:tc>
+      </w:tr>
+      <w:tr>
+        <w:tc>
+          <w:tcPr>
+            <w:tcW w:w="9029" w:type="dxa"/>
+            <w:tcBorders>
+              <w:left w:val="single" w:sz="8" w:space="0" w:color="FFFFFF"/>
+              <w:right w:val="single" w:sz="8" w:space="0" w:color="FFFFFF"/>
+            </w:tcBorders>
+            <w:shd w:val="clear" w:color="auto" w:fill="auto"/>
+            <w:tcMar>
+              <w:top w:w="100" w:type="dxa"/>
+              <w:left w:w="100" w:type="dxa"/>
+              <w:bottom w:w="100" w:type="dxa"/>
+              <w:right w:w="100" w:type="dxa"/>
+            </w:tcMar>
+          </w:tcPr>
+          <w:p>
+            <w:pPr>
+              <w:widowControl w:val="0"/>
+              <w:pBdr>
+                <w:top w:val="nil"/>
+                <w:left w:val="nil"/>
+                <w:bottom w:val="nil"/>
+                <w:right w:val="nil"/>
+                <w:between w:val="nil"/>
+              </w:pBdr>
+              <w:spacing w:after="0" w:line="240" w:lineRule="auto"/>
+              <w:rPr>
+                <w:rFonts w:asciiTheme="majorHAnsi" w:eastAsia="Times New Roman" w:hAnsiTheme="majorHAnsi" w:cstheme="majorHAnsi"/>
+                <w:b/>
+                <w:sz w:val="24"/>
+                <w:szCs w:val="24"/>
+              </w:rPr>
+            </w:pPr>
+          </w:p>
+        </w:tc>
+      </w:tr>
+      <w:tr>
+        <w:tc>
+          <w:tcPr>
+            <w:tcW w:w="9029" w:type="dxa"/>
+            <w:tcBorders>
+              <w:left w:val="single" w:sz="8" w:space="0" w:color="FFFFFF"/>
+              <w:right w:val="single" w:sz="8" w:space="0" w:color="FFFFFF"/>
+            </w:tcBorders>
+            <w:shd w:val="clear" w:color="auto" w:fill="auto"/>
+            <w:tcMar>
+              <w:top w:w="100" w:type="dxa"/>
+              <w:left w:w="100" w:type="dxa"/>
+              <w:bottom w:w="100" w:type="dxa"/>
+              <w:right w:w="100" w:type="dxa"/>
+            </w:tcMar>
+          </w:tcPr>
+          <w:p>
+            <w:pPr>
+              <w:widowControl w:val="0"/>
+              <w:pBdr>
+                <w:top w:val="nil"/>
+                <w:left w:val="nil"/>
+                <w:bottom w:val="nil"/>
+                <w:right w:val="nil"/>
+                <w:between w:val="nil"/>
+              </w:pBdr>
+              <w:spacing w:after="0" w:line="240" w:lineRule="auto"/>
+              <w:rPr>
+                <w:rFonts w:asciiTheme="majorHAnsi" w:eastAsia="Times New Roman" w:hAnsiTheme="majorHAnsi" w:cstheme="majorHAnsi"/>
+                <w:sz w:val="24"/>
+                <w:szCs w:val="24"/>
+              </w:rPr>
+            </w:pPr>
+            <w:r>
+              <w:rPr>
+                <w:rFonts w:asciiTheme="majorHAnsi" w:eastAsia="Times New Roman" w:hAnsiTheme="majorHAnsi" w:cstheme="majorHAnsi"/>
+                <w:b/>
+                <w:sz w:val="24"/>
+                <w:szCs w:val="24"/>
+              </w:rPr>
+              <w:t>What will be done next week?</w:t>
             </w:r>
           </w:p>
         </w:tc>
@@ -1026,7 +930,49 @@
                 <w:sz w:val="24"/>
                 <w:szCs w:val="24"/>
               </w:rPr>
-              <w:t>Get on/off button to work</w:t>
+              <w:t>Design Doc finished and submitted</w:t>
+            </w:r>
+          </w:p>
+        </w:tc>
+      </w:tr>
+      <w:tr>
+        <w:tc>
+          <w:tcPr>
+            <w:tcW w:w="9029" w:type="dxa"/>
+            <w:tcBorders>
+              <w:left w:val="single" w:sz="8" w:space="0" w:color="FFFFFF"/>
+              <w:right w:val="single" w:sz="8" w:space="0" w:color="FFFFFF"/>
+            </w:tcBorders>
+            <w:shd w:val="clear" w:color="auto" w:fill="auto"/>
+            <w:tcMar>
+              <w:top w:w="100" w:type="dxa"/>
+              <w:left w:w="100" w:type="dxa"/>
+              <w:bottom w:w="100" w:type="dxa"/>
+              <w:right w:w="100" w:type="dxa"/>
+            </w:tcMar>
+          </w:tcPr>
+          <w:p>
+            <w:pPr>
+              <w:pStyle w:val="ListParagraph"/>
+              <w:widowControl w:val="0"/>
+              <w:numPr>
+                <w:ilvl w:val="0"/>
+                <w:numId w:val="1"/>
+              </w:numPr>
+              <w:spacing w:after="0" w:line="240" w:lineRule="auto"/>
+              <w:rPr>
+                <w:rFonts w:asciiTheme="majorHAnsi" w:eastAsia="Times New Roman" w:hAnsiTheme="majorHAnsi" w:cstheme="majorHAnsi"/>
+                <w:sz w:val="24"/>
+                <w:szCs w:val="24"/>
+              </w:rPr>
+            </w:pPr>
+            <w:r>
+              <w:rPr>
+                <w:rFonts w:asciiTheme="majorHAnsi" w:eastAsia="Times New Roman" w:hAnsiTheme="majorHAnsi" w:cstheme="majorHAnsi"/>
+                <w:sz w:val="24"/>
+                <w:szCs w:val="24"/>
+              </w:rPr>
+              <w:t>Settings table updating with database</w:t>
             </w:r>
           </w:p>
         </w:tc>
@@ -1075,7 +1021,56 @@
                 <w:sz w:val="24"/>
                 <w:szCs w:val="24"/>
               </w:rPr>
-              <w:t>Make progress on design document</w:t>
+              <w:t>Detections Table connected to database</w:t>
+            </w:r>
+          </w:p>
+        </w:tc>
+      </w:tr>
+      <w:tr>
+        <w:tc>
+          <w:tcPr>
+            <w:tcW w:w="9029" w:type="dxa"/>
+            <w:tcBorders>
+              <w:left w:val="single" w:sz="8" w:space="0" w:color="FFFFFF"/>
+              <w:right w:val="single" w:sz="8" w:space="0" w:color="FFFFFF"/>
+            </w:tcBorders>
+            <w:shd w:val="clear" w:color="auto" w:fill="auto"/>
+            <w:tcMar>
+              <w:top w:w="100" w:type="dxa"/>
+              <w:left w:w="100" w:type="dxa"/>
+              <w:bottom w:w="100" w:type="dxa"/>
+              <w:right w:w="100" w:type="dxa"/>
+            </w:tcMar>
+          </w:tcPr>
+          <w:p>
+            <w:pPr>
+              <w:pStyle w:val="ListParagraph"/>
+              <w:widowControl w:val="0"/>
+              <w:numPr>
+                <w:ilvl w:val="0"/>
+                <w:numId w:val="1"/>
+              </w:numPr>
+              <w:pBdr>
+                <w:top w:val="nil"/>
+                <w:left w:val="nil"/>
+                <w:bottom w:val="nil"/>
+                <w:right w:val="nil"/>
+                <w:between w:val="nil"/>
+              </w:pBdr>
+              <w:spacing w:after="0" w:line="240" w:lineRule="auto"/>
+              <w:rPr>
+                <w:rFonts w:asciiTheme="majorHAnsi" w:eastAsia="Times New Roman" w:hAnsiTheme="majorHAnsi" w:cstheme="majorHAnsi"/>
+                <w:sz w:val="24"/>
+                <w:szCs w:val="24"/>
+              </w:rPr>
+            </w:pPr>
+            <w:r>
+              <w:rPr>
+                <w:rFonts w:asciiTheme="majorHAnsi" w:eastAsia="Times New Roman" w:hAnsiTheme="majorHAnsi" w:cstheme="majorHAnsi"/>
+                <w:sz w:val="24"/>
+                <w:szCs w:val="24"/>
+              </w:rPr>
+              <w:t>Automatic Detections getting added</w:t>
             </w:r>
           </w:p>
         </w:tc>
